--- a/klagomål/A 48359-2025 FSC-klagomål.docx
+++ b/klagomål/A 48359-2025 FSC-klagomål.docx
@@ -713,7 +713,7 @@
     <w:r>
       <w:tab/>
       <w:tab/>
-      <w:t>2026-06-18</w:t>
+      <w:t>2026-06-19</w:t>
       <w:br/>
       <w:br/>
     </w:r>

--- a/klagomål/A 48359-2025 FSC-klagomål.docx
+++ b/klagomål/A 48359-2025 FSC-klagomål.docx
@@ -713,7 +713,7 @@
     <w:r>
       <w:tab/>
       <w:tab/>
-      <w:t>2026-06-19</w:t>
+      <w:t>2026-06-20</w:t>
       <w:br/>
       <w:br/>
     </w:r>

--- a/klagomål/A 48359-2025 FSC-klagomål.docx
+++ b/klagomål/A 48359-2025 FSC-klagomål.docx
@@ -168,38 +168,7 @@
     </w:p>
     <w:p>
       <w:r>
-        <w:t>Detta dokument behandlar höga naturvärden i avverkningsanmälan A 48359-2025 i Hjo kommun som inkom 2025-10-03 och omfattar 3,5 ha.</w:t>
-      </w:r>
-    </w:p>
-    <w:p>
-      <w:r>
-        <w:t>Nedan presenteras fynd av naturvårdsarter som gjorts i det avverkningsanmälda området, samt relevanta utdrag ur standarderna för FSC, Chain of Custody, Controlled Wood och PEFC.</w:t>
-      </w:r>
-    </w:p>
-    <w:p>
-      <w:r>
-        <w:t>Vi förväntar oss att ni återkommer med ett skriftligt svar på vårt klagomål och även beskriver vilka korrigerande åtgärder ni satt in för att rätta till identifierade brister i er efterlevnad av den svenska FSC standarden.</w:t>
-      </w:r>
-    </w:p>
-    <w:p>
-      <w:pPr>
-        <w:pStyle w:val="Heading1"/>
-      </w:pPr>
-      <w:r>
-        <w:t>Naturvårdsarter</w:t>
-      </w:r>
-    </w:p>
-    <w:p>
-      <w:r>
-        <w:t>Inom 10 meter från avverkningsanmälan har följande 2 naturvårdsarter hittats: dunmossa (NT, T) och blåmossa (S, T). Av dessa är 1 rödlistade. För rödlistade arter har rödlistekategorin angivits inom parentes. Arter som är signalarter enligt Skogsstyrelsen har markerats med (S). Typiska arter inom Natura 2000 som är kopplade till skogsekosystem har markerats med (T).</w:t>
-      </w:r>
-    </w:p>
-    <w:p>
-      <w:r>
-        <w:t>De påträffade naturvårdsarterna är ett tydligt kvitto på att det rör sig om en skog med höga naturvärden.</w:t>
-      </w:r>
-      <w:r>
-        <w:t xml:space="preserve"> I Figur 1 visas fyndplatser för naturvårdsarter i området, som finns registrerade på Artportalen.</w:t>
+        <w:t>Detta klagomål behandlar höga naturvärden i avverkningsanmälan A 48359-2025 i Hjo kommun som inkom 2025-10-03 och omfattar 3,5 ha.</w:t>
       </w:r>
     </w:p>
     <w:p>
@@ -247,7 +216,64 @@
         <w:spacing w:after="240"/>
       </w:pPr>
       <w:r>
-        <w:t>Figur 1. Fyndplatser för naturvårdsarter inom 10 meter från avverkningsanmälan (röd linje). Markörer utan svart kant är placerade på fyndplatsen. Markörer med svart kant är placerade vid sidan av fyndplatsen och har ett svart streck som visar fyndplatsens exakta position. Kartans mittpunktskoordinat är N 6469330, E 455548 i SWEREF 99 TM.</w:t>
+        <w:t>Figur 1. Fyndplatser för naturvårdsarter inom 10 meter från avverkningsanmälan. Markörer utan svart kant är placerade på fyndplatsen. Markörer med svart kant är placerade vid sidan av fyndplatsen har ett svart streck som visar fyndplatsens exakta position. Kartans mittpunktskoordinat är N 6469330, E 455548 i SWEREF 99 TM.</w:t>
+      </w:r>
+    </w:p>
+    <w:p>
+      <w:r>
+        <w:t>Inom 10 meter från avverkningsanmälan finns fynd av 2 naturvårdsarter, varav 1 är rödlistad, 2 är typiska (T) och 1 är signalart (S): dunmossa (NT, T) och blåmossa (S, T). Se Figur 1.</w:t>
+      </w:r>
+    </w:p>
+    <w:p>
+      <w:r>
+        <w:t>Nedan presenteras relevanta utdrag ur standarderna för FSC, Chain of Custody, Controlled Wood och PEFC.</w:t>
+      </w:r>
+    </w:p>
+    <w:p>
+      <w:r>
+        <w:t>Vi förväntar oss att ni återkommer med ett skriftligt svar på vårt klagomål och även beskriver vilka korrigerande åtgärder ni satt in för att rätta till identifierade brister i er efterlevnad av den svenska FSC standarden.</w:t>
+      </w:r>
+    </w:p>
+    <w:p>
+      <w:pPr>
+        <w:pStyle w:val="Heading1"/>
+      </w:pPr>
+      <w:r>
+        <w:t>Naturvårdsarter och fridlysta arter</w:t>
+      </w:r>
+    </w:p>
+    <w:p>
+      <w:r>
+        <w:t>Nedan följer beskrivningar av de naturvårdsarter och fridlysta arter som har sina livsmiljöer och växtplatser i den avverkningsanmälda skogen. De påträffade naturvårdsarterna är ett tydligt kvitto på att det rör sig om en skog med höga naturvärden.</w:t>
+      </w:r>
+    </w:p>
+    <w:p>
+      <w:r>
+        <w:rPr>
+          <w:b/>
+        </w:rPr>
+        <w:t>Dunmossa (NT)</w:t>
+      </w:r>
+      <w:r>
+        <w:t xml:space="preserve"> är en mycket bra signalart för källpåverkad skogsmark med höga naturvärden och är placerad högst upp i Skogsstyrelsens värdepyramid för bedömning av skog med höga naturvärden. Den växer i skuggiga kärr, särskilt källkärr och bäckstränder påverkade av ytligt grundvatten och tål inte uttorkning. Miljön är ofta något näringsrik och den återfinns särskilt i klibbalkärr, men även i örtrika barr- och blandsumpskogar påverkade av rörligt markvatten. Avverkning på lokalerna och reglering av vattenföring i små vattendrag i sydsvenska skogsområden kan riskera att snabbt minska antalet lokaler för arten. Arten har minskat kraftigt under de senaste åren och minskningstakten för den svenska populationen bedöms vara nära gränsvärdet för Sårbar (VU). Dunmossa är typisk art för </w:t>
+      </w:r>
+      <w:r>
+        <w:rPr>
+          <w:i/>
+        </w:rPr>
+        <w:t>9080 Lövsumpskog, 9750 Svämlövskog</w:t>
+      </w:r>
+      <w:r>
+        <w:t xml:space="preserve"> och</w:t>
+      </w:r>
+      <w:r>
+        <w:rPr>
+          <w:i/>
+        </w:rPr>
+        <w:t xml:space="preserve"> 7160 Källor och källkärr</w:t>
+      </w:r>
+      <w:r>
+        <w:t xml:space="preserve"> samt rödlistad som nära hotad (NT) på den europeiska rödlistan vilket medför ett internationellt ansvar för arten (SLU Artdatabanken, 2026; Nitare &amp; Skogsstyrelsen, 2019; IUCN, 2017).</w:t>
       </w:r>
     </w:p>
     <w:p>
@@ -277,35 +303,6 @@
       </w:r>
       <w:r>
         <w:t xml:space="preserve"> (SLU Artdatabanken, 2025; Nitare &amp; Skogsstyrelsen, 2019).</w:t>
-      </w:r>
-    </w:p>
-    <w:p>
-      <w:r>
-        <w:rPr>
-          <w:b/>
-        </w:rPr>
-        <w:t>Dunmossa (NT)</w:t>
-      </w:r>
-      <w:r>
-        <w:t xml:space="preserve"> är en mycket bra signalart för källpåverkad skogsmark med höga naturvärden och är placerad högst upp i Skogsstyrelsens värdepyramid för bedömning av skog med höga naturvärden. Den växer i skuggiga kärr, särskilt källkärr och bäckstränder påverkade av ytligt grundvatten och tål inte uttorkning. Miljön är ofta något näringsrik och den återfinns särskilt i klibbalkärr, men även i örtrika barr- och blandsumpskogar påverkade av rörligt markvatten. Avverkning på lokalerna och reglering av vattenföring i små vattendrag i sydsvenska skogsområden kan riskera att snabbt minska antalet lokaler för arten. Arten har minskat kraftigt under de senaste åren och minskningstakten för den svenska populationen bedöms vara nära gränsvärdet för Sårbar (VU). Dunmossa är typisk art för </w:t>
-      </w:r>
-      <w:r>
-        <w:rPr>
-          <w:i/>
-        </w:rPr>
-        <w:t>9080 Lövsumpskog, 9750 Svämlövskog</w:t>
-      </w:r>
-      <w:r>
-        <w:t xml:space="preserve"> och</w:t>
-      </w:r>
-      <w:r>
-        <w:rPr>
-          <w:i/>
-        </w:rPr>
-        <w:t xml:space="preserve"> 7160 Källor och källkärr</w:t>
-      </w:r>
-      <w:r>
-        <w:t xml:space="preserve"> samt rödlistad som nära hotad (NT) på den europeiska rödlistan vilket medför ett internationellt ansvar för arten (SLU Artdatabanken, 2026; Nitare &amp; Skogsstyrelsen, 2019; IUCN, 2017).</w:t>
       </w:r>
     </w:p>
     <w:p>
@@ -713,7 +710,7 @@
     <w:r>
       <w:tab/>
       <w:tab/>
-      <w:t>2026-06-20</w:t>
+      <w:t>2026-06-21</w:t>
       <w:br/>
       <w:br/>
     </w:r>

--- a/klagomål/A 48359-2025 FSC-klagomål.docx
+++ b/klagomål/A 48359-2025 FSC-klagomål.docx
@@ -710,7 +710,7 @@
     <w:r>
       <w:tab/>
       <w:tab/>
-      <w:t>2026-06-21</w:t>
+      <w:t>2026-06-22</w:t>
       <w:br/>
       <w:br/>
     </w:r>

--- a/klagomål/A 48359-2025 FSC-klagomål.docx
+++ b/klagomål/A 48359-2025 FSC-klagomål.docx
@@ -710,7 +710,7 @@
     <w:r>
       <w:tab/>
       <w:tab/>
-      <w:t>2026-06-22</w:t>
+      <w:t>2026-06-23</w:t>
       <w:br/>
       <w:br/>
     </w:r>

--- a/klagomål/A 48359-2025 FSC-klagomål.docx
+++ b/klagomål/A 48359-2025 FSC-klagomål.docx
@@ -710,7 +710,7 @@
     <w:r>
       <w:tab/>
       <w:tab/>
-      <w:t>2026-06-23</w:t>
+      <w:t>2026-06-24</w:t>
       <w:br/>
       <w:br/>
     </w:r>

--- a/klagomål/A 48359-2025 FSC-klagomål.docx
+++ b/klagomål/A 48359-2025 FSC-klagomål.docx
@@ -710,7 +710,7 @@
     <w:r>
       <w:tab/>
       <w:tab/>
-      <w:t>2026-06-24</w:t>
+      <w:t>2026-06-25</w:t>
       <w:br/>
       <w:br/>
     </w:r>

--- a/klagomål/A 48359-2025 FSC-klagomål.docx
+++ b/klagomål/A 48359-2025 FSC-klagomål.docx
@@ -710,7 +710,7 @@
     <w:r>
       <w:tab/>
       <w:tab/>
-      <w:t>2026-06-25</w:t>
+      <w:t>2026-06-26</w:t>
       <w:br/>
       <w:br/>
     </w:r>

--- a/klagomål/A 48359-2025 FSC-klagomål.docx
+++ b/klagomål/A 48359-2025 FSC-klagomål.docx
@@ -710,7 +710,7 @@
     <w:r>
       <w:tab/>
       <w:tab/>
-      <w:t>2026-06-26</w:t>
+      <w:t>2026-06-27</w:t>
       <w:br/>
       <w:br/>
     </w:r>

--- a/klagomål/A 48359-2025 FSC-klagomål.docx
+++ b/klagomål/A 48359-2025 FSC-klagomål.docx
@@ -710,7 +710,7 @@
     <w:r>
       <w:tab/>
       <w:tab/>
-      <w:t>2026-06-27</w:t>
+      <w:t>2026-06-28</w:t>
       <w:br/>
       <w:br/>
     </w:r>

--- a/klagomål/A 48359-2025 FSC-klagomål.docx
+++ b/klagomål/A 48359-2025 FSC-klagomål.docx
@@ -710,7 +710,7 @@
     <w:r>
       <w:tab/>
       <w:tab/>
-      <w:t>2026-07-13</w:t>
+      <w:t>2026-07-14</w:t>
       <w:br/>
       <w:br/>
     </w:r>

--- a/klagomål/A 48359-2025 FSC-klagomål.docx
+++ b/klagomål/A 48359-2025 FSC-klagomål.docx
@@ -710,7 +710,7 @@
     <w:r>
       <w:tab/>
       <w:tab/>
-      <w:t>2026-07-14</w:t>
+      <w:t>2026-07-15</w:t>
       <w:br/>
       <w:br/>
     </w:r>

--- a/klagomål/A 48359-2025 FSC-klagomål.docx
+++ b/klagomål/A 48359-2025 FSC-klagomål.docx
@@ -710,7 +710,7 @@
     <w:r>
       <w:tab/>
       <w:tab/>
-      <w:t>2026-07-15</w:t>
+      <w:t>2026-07-16</w:t>
       <w:br/>
       <w:br/>
     </w:r>

--- a/klagomål/A 48359-2025 FSC-klagomål.docx
+++ b/klagomål/A 48359-2025 FSC-klagomål.docx
@@ -710,7 +710,7 @@
     <w:r>
       <w:tab/>
       <w:tab/>
-      <w:t>2026-07-16</w:t>
+      <w:t>2026-07-17</w:t>
       <w:br/>
       <w:br/>
     </w:r>

--- a/klagomål/A 48359-2025 FSC-klagomål.docx
+++ b/klagomål/A 48359-2025 FSC-klagomål.docx
@@ -710,7 +710,7 @@
     <w:r>
       <w:tab/>
       <w:tab/>
-      <w:t>2026-07-17</w:t>
+      <w:t>2026-07-18</w:t>
       <w:br/>
       <w:br/>
     </w:r>

--- a/klagomål/A 48359-2025 FSC-klagomål.docx
+++ b/klagomål/A 48359-2025 FSC-klagomål.docx
@@ -710,7 +710,7 @@
     <w:r>
       <w:tab/>
       <w:tab/>
-      <w:t>2026-07-18</w:t>
+      <w:t>2026-07-19</w:t>
       <w:br/>
       <w:br/>
     </w:r>

--- a/klagomål/A 48359-2025 FSC-klagomål.docx
+++ b/klagomål/A 48359-2025 FSC-klagomål.docx
@@ -710,7 +710,7 @@
     <w:r>
       <w:tab/>
       <w:tab/>
-      <w:t>2026-07-19</w:t>
+      <w:t>2026-07-20</w:t>
       <w:br/>
       <w:br/>
     </w:r>

--- a/klagomål/A 48359-2025 FSC-klagomål.docx
+++ b/klagomål/A 48359-2025 FSC-klagomål.docx
@@ -710,7 +710,7 @@
     <w:r>
       <w:tab/>
       <w:tab/>
-      <w:t>2026-07-20</w:t>
+      <w:t>2026-07-21</w:t>
       <w:br/>
       <w:br/>
     </w:r>

--- a/klagomål/A 48359-2025 FSC-klagomål.docx
+++ b/klagomål/A 48359-2025 FSC-klagomål.docx
@@ -710,7 +710,7 @@
     <w:r>
       <w:tab/>
       <w:tab/>
-      <w:t>2026-07-21</w:t>
+      <w:t>2026-07-22</w:t>
       <w:br/>
       <w:br/>
     </w:r>

--- a/klagomål/A 48359-2025 FSC-klagomål.docx
+++ b/klagomål/A 48359-2025 FSC-klagomål.docx
@@ -710,7 +710,7 @@
     <w:r>
       <w:tab/>
       <w:tab/>
-      <w:t>2026-07-22</w:t>
+      <w:t>2026-07-23</w:t>
       <w:br/>
       <w:br/>
     </w:r>

--- a/klagomål/A 48359-2025 FSC-klagomål.docx
+++ b/klagomål/A 48359-2025 FSC-klagomål.docx
@@ -710,7 +710,7 @@
     <w:r>
       <w:tab/>
       <w:tab/>
-      <w:t>2026-07-23</w:t>
+      <w:t>2026-07-24</w:t>
       <w:br/>
       <w:br/>
     </w:r>

--- a/klagomål/A 48359-2025 FSC-klagomål.docx
+++ b/klagomål/A 48359-2025 FSC-klagomål.docx
@@ -710,7 +710,7 @@
     <w:r>
       <w:tab/>
       <w:tab/>
-      <w:t>2026-07-24</w:t>
+      <w:t>2026-07-25</w:t>
       <w:br/>
       <w:br/>
     </w:r>

--- a/klagomål/A 48359-2025 FSC-klagomål.docx
+++ b/klagomål/A 48359-2025 FSC-klagomål.docx
@@ -710,7 +710,7 @@
     <w:r>
       <w:tab/>
       <w:tab/>
-      <w:t>2026-07-25</w:t>
+      <w:t>2026-07-26</w:t>
       <w:br/>
       <w:br/>
     </w:r>

--- a/klagomål/A 48359-2025 FSC-klagomål.docx
+++ b/klagomål/A 48359-2025 FSC-klagomål.docx
@@ -710,7 +710,7 @@
     <w:r>
       <w:tab/>
       <w:tab/>
-      <w:t>2026-07-26</w:t>
+      <w:t>2026-07-27</w:t>
       <w:br/>
       <w:br/>
     </w:r>

--- a/klagomål/A 48359-2025 FSC-klagomål.docx
+++ b/klagomål/A 48359-2025 FSC-klagomål.docx
@@ -710,7 +710,7 @@
     <w:r>
       <w:tab/>
       <w:tab/>
-      <w:t>2026-07-27</w:t>
+      <w:t>2026-07-28</w:t>
       <w:br/>
       <w:br/>
     </w:r>

--- a/klagomål/A 48359-2025 FSC-klagomål.docx
+++ b/klagomål/A 48359-2025 FSC-klagomål.docx
@@ -710,7 +710,7 @@
     <w:r>
       <w:tab/>
       <w:tab/>
-      <w:t>2026-07-28</w:t>
+      <w:t>2026-07-29</w:t>
       <w:br/>
       <w:br/>
     </w:r>

--- a/klagomål/A 48359-2025 FSC-klagomål.docx
+++ b/klagomål/A 48359-2025 FSC-klagomål.docx
@@ -710,7 +710,7 @@
     <w:r>
       <w:tab/>
       <w:tab/>
-      <w:t>2026-07-29</w:t>
+      <w:t>2026-07-30</w:t>
       <w:br/>
       <w:br/>
     </w:r>

--- a/klagomål/A 48359-2025 FSC-klagomål.docx
+++ b/klagomål/A 48359-2025 FSC-klagomål.docx
@@ -710,7 +710,7 @@
     <w:r>
       <w:tab/>
       <w:tab/>
-      <w:t>2026-07-30</w:t>
+      <w:t>2026-07-31</w:t>
       <w:br/>
       <w:br/>
     </w:r>

--- a/klagomål/A 48359-2025 FSC-klagomål.docx
+++ b/klagomål/A 48359-2025 FSC-klagomål.docx
@@ -710,7 +710,7 @@
     <w:r>
       <w:tab/>
       <w:tab/>
-      <w:t>2026-07-31</w:t>
+      <w:t>2026-08-01</w:t>
       <w:br/>
       <w:br/>
     </w:r>

--- a/klagomål/A 48359-2025 FSC-klagomål.docx
+++ b/klagomål/A 48359-2025 FSC-klagomål.docx
@@ -710,7 +710,7 @@
     <w:r>
       <w:tab/>
       <w:tab/>
-      <w:t>2026-08-01</w:t>
+      <w:t>2026-08-02</w:t>
       <w:br/>
       <w:br/>
     </w:r>

--- a/klagomål/A 48359-2025 FSC-klagomål.docx
+++ b/klagomål/A 48359-2025 FSC-klagomål.docx
@@ -710,7 +710,7 @@
     <w:r>
       <w:tab/>
       <w:tab/>
-      <w:t>2026-08-02</w:t>
+      <w:t>2026-08-03</w:t>
       <w:br/>
       <w:br/>
     </w:r>

--- a/klagomål/A 48359-2025 FSC-klagomål.docx
+++ b/klagomål/A 48359-2025 FSC-klagomål.docx
@@ -710,7 +710,7 @@
     <w:r>
       <w:tab/>
       <w:tab/>
-      <w:t>2026-08-03</w:t>
+      <w:t>2026-08-05</w:t>
       <w:br/>
       <w:br/>
     </w:r>

--- a/klagomål/A 48359-2025 FSC-klagomål.docx
+++ b/klagomål/A 48359-2025 FSC-klagomål.docx
@@ -710,7 +710,7 @@
     <w:r>
       <w:tab/>
       <w:tab/>
-      <w:t>2026-08-05</w:t>
+      <w:t>2026-08-07</w:t>
       <w:br/>
       <w:br/>
     </w:r>

--- a/klagomål/A 48359-2025 FSC-klagomål.docx
+++ b/klagomål/A 48359-2025 FSC-klagomål.docx
@@ -710,7 +710,7 @@
     <w:r>
       <w:tab/>
       <w:tab/>
-      <w:t>2026-08-07</w:t>
+      <w:t>2026-08-08</w:t>
       <w:br/>
       <w:br/>
     </w:r>

--- a/klagomål/A 48359-2025 FSC-klagomål.docx
+++ b/klagomål/A 48359-2025 FSC-klagomål.docx
@@ -216,7 +216,7 @@
         <w:spacing w:after="240"/>
       </w:pPr>
       <w:r>
-        <w:t>Figur 1. Fyndplatser för naturvårdsarter inom 10 meter från avverkningsanmälan. Markörer utan svart kant är placerade på fyndplatsen. Markörer med svart kant är placerade vid sidan av fyndplatsen har ett svart streck som visar fyndplatsens exakta position. Kartans mittpunktskoordinat är N 6469330, E 455548 i SWEREF 99 TM.</w:t>
+        <w:t>Figur 1. Fyndplatser för naturvårdsarter inom 10 meter från avverkningsanmälan. Markörer utan svart kant är placerade på fyndplatsen. Markörer med svart kant är placerade vid sidan av fyndplatsen och har ett svart streck som visar fyndplatsens exakta position. Kartans mittpunktskoordinat är N 6469330, E 455548 i SWEREF 99 TM.</w:t>
       </w:r>
     </w:p>
     <w:p>
@@ -710,7 +710,7 @@
     <w:r>
       <w:tab/>
       <w:tab/>
-      <w:t>2026-08-14</w:t>
+      <w:t>2026-08-15</w:t>
       <w:br/>
       <w:br/>
     </w:r>

--- a/klagomål/A 48359-2025 FSC-klagomål.docx
+++ b/klagomål/A 48359-2025 FSC-klagomål.docx
@@ -710,7 +710,7 @@
     <w:r>
       <w:tab/>
       <w:tab/>
-      <w:t>2026-08-15</w:t>
+      <w:t>2026-08-16</w:t>
       <w:br/>
       <w:br/>
     </w:r>

--- a/klagomål/A 48359-2025 FSC-klagomål.docx
+++ b/klagomål/A 48359-2025 FSC-klagomål.docx
@@ -710,7 +710,7 @@
     <w:r>
       <w:tab/>
       <w:tab/>
-      <w:t>2026-08-16</w:t>
+      <w:t>2026-08-17</w:t>
       <w:br/>
       <w:br/>
     </w:r>

--- a/klagomål/A 48359-2025 FSC-klagomål.docx
+++ b/klagomål/A 48359-2025 FSC-klagomål.docx
@@ -710,7 +710,7 @@
     <w:r>
       <w:tab/>
       <w:tab/>
-      <w:t>2026-08-17</w:t>
+      <w:t>2026-08-18</w:t>
       <w:br/>
       <w:br/>
     </w:r>

--- a/klagomål/A 48359-2025 FSC-klagomål.docx
+++ b/klagomål/A 48359-2025 FSC-klagomål.docx
@@ -710,7 +710,7 @@
     <w:r>
       <w:tab/>
       <w:tab/>
-      <w:t>2026-08-18</w:t>
+      <w:t>2026-08-19</w:t>
       <w:br/>
       <w:br/>
     </w:r>

--- a/klagomål/A 48359-2025 FSC-klagomål.docx
+++ b/klagomål/A 48359-2025 FSC-klagomål.docx
@@ -710,7 +710,7 @@
     <w:r>
       <w:tab/>
       <w:tab/>
-      <w:t>2026-08-19</w:t>
+      <w:t>2026-08-20</w:t>
       <w:br/>
       <w:br/>
     </w:r>

--- a/klagomål/A 48359-2025 FSC-klagomål.docx
+++ b/klagomål/A 48359-2025 FSC-klagomål.docx
@@ -710,7 +710,7 @@
     <w:r>
       <w:tab/>
       <w:tab/>
-      <w:t>2026-08-20</w:t>
+      <w:t>2026-08-21</w:t>
       <w:br/>
       <w:br/>
     </w:r>

--- a/klagomål/A 48359-2025 FSC-klagomål.docx
+++ b/klagomål/A 48359-2025 FSC-klagomål.docx
@@ -710,7 +710,7 @@
     <w:r>
       <w:tab/>
       <w:tab/>
-      <w:t>2026-08-21</w:t>
+      <w:t>2026-08-22</w:t>
       <w:br/>
       <w:br/>
     </w:r>

--- a/klagomål/A 48359-2025 FSC-klagomål.docx
+++ b/klagomål/A 48359-2025 FSC-klagomål.docx
@@ -710,7 +710,7 @@
     <w:r>
       <w:tab/>
       <w:tab/>
-      <w:t>2026-08-22</w:t>
+      <w:t>2026-08-23</w:t>
       <w:br/>
       <w:br/>
     </w:r>

--- a/klagomål/A 48359-2025 FSC-klagomål.docx
+++ b/klagomål/A 48359-2025 FSC-klagomål.docx
@@ -710,7 +710,7 @@
     <w:r>
       <w:tab/>
       <w:tab/>
-      <w:t>2026-08-23</w:t>
+      <w:t>2026-08-24</w:t>
       <w:br/>
       <w:br/>
     </w:r>

--- a/klagomål/A 48359-2025 FSC-klagomål.docx
+++ b/klagomål/A 48359-2025 FSC-klagomål.docx
@@ -710,7 +710,7 @@
     <w:r>
       <w:tab/>
       <w:tab/>
-      <w:t>2026-08-24</w:t>
+      <w:t>2026-08-25</w:t>
       <w:br/>
       <w:br/>
     </w:r>

--- a/klagomål/A 48359-2025 FSC-klagomål.docx
+++ b/klagomål/A 48359-2025 FSC-klagomål.docx
@@ -710,7 +710,7 @@
     <w:r>
       <w:tab/>
       <w:tab/>
-      <w:t>2026-08-25</w:t>
+      <w:t>2026-08-26</w:t>
       <w:br/>
       <w:br/>
     </w:r>

--- a/klagomål/A 48359-2025 FSC-klagomål.docx
+++ b/klagomål/A 48359-2025 FSC-klagomål.docx
@@ -710,7 +710,7 @@
     <w:r>
       <w:tab/>
       <w:tab/>
-      <w:t>2026-08-26</w:t>
+      <w:t>2026-08-27</w:t>
       <w:br/>
       <w:br/>
     </w:r>

--- a/klagomål/A 48359-2025 FSC-klagomål.docx
+++ b/klagomål/A 48359-2025 FSC-klagomål.docx
@@ -710,7 +710,7 @@
     <w:r>
       <w:tab/>
       <w:tab/>
-      <w:t>2026-08-27</w:t>
+      <w:t>2026-08-28</w:t>
       <w:br/>
       <w:br/>
     </w:r>

--- a/klagomål/A 48359-2025 FSC-klagomål.docx
+++ b/klagomål/A 48359-2025 FSC-klagomål.docx
@@ -710,7 +710,7 @@
     <w:r>
       <w:tab/>
       <w:tab/>
-      <w:t>2026-08-28</w:t>
+      <w:t>2026-08-29</w:t>
       <w:br/>
       <w:br/>
     </w:r>

--- a/klagomål/A 48359-2025 FSC-klagomål.docx
+++ b/klagomål/A 48359-2025 FSC-klagomål.docx
@@ -710,7 +710,7 @@
     <w:r>
       <w:tab/>
       <w:tab/>
-      <w:t>2026-08-29</w:t>
+      <w:t>2026-08-31</w:t>
       <w:br/>
       <w:br/>
     </w:r>

--- a/klagomål/A 48359-2025 FSC-klagomål.docx
+++ b/klagomål/A 48359-2025 FSC-klagomål.docx
@@ -710,7 +710,7 @@
     <w:r>
       <w:tab/>
       <w:tab/>
-      <w:t>2026-08-31</w:t>
+      <w:t>2026-09-01</w:t>
       <w:br/>
       <w:br/>
     </w:r>

--- a/klagomål/A 48359-2025 FSC-klagomål.docx
+++ b/klagomål/A 48359-2025 FSC-klagomål.docx
@@ -710,7 +710,7 @@
     <w:r>
       <w:tab/>
       <w:tab/>
-      <w:t>2026-09-01</w:t>
+      <w:t>2026-09-02</w:t>
       <w:br/>
       <w:br/>
     </w:r>

--- a/klagomål/A 48359-2025 FSC-klagomål.docx
+++ b/klagomål/A 48359-2025 FSC-klagomål.docx
@@ -710,7 +710,7 @@
     <w:r>
       <w:tab/>
       <w:tab/>
-      <w:t>2026-09-02</w:t>
+      <w:t>2026-09-03</w:t>
       <w:br/>
       <w:br/>
     </w:r>

--- a/klagomål/A 48359-2025 FSC-klagomål.docx
+++ b/klagomål/A 48359-2025 FSC-klagomål.docx
@@ -710,7 +710,7 @@
     <w:r>
       <w:tab/>
       <w:tab/>
-      <w:t>2026-09-03</w:t>
+      <w:t>2026-09-04</w:t>
       <w:br/>
       <w:br/>
     </w:r>

--- a/klagomål/A 48359-2025 FSC-klagomål.docx
+++ b/klagomål/A 48359-2025 FSC-klagomål.docx
@@ -710,7 +710,7 @@
     <w:r>
       <w:tab/>
       <w:tab/>
-      <w:t>2026-09-04</w:t>
+      <w:t>2026-09-05</w:t>
       <w:br/>
       <w:br/>
     </w:r>

--- a/klagomål/A 48359-2025 FSC-klagomål.docx
+++ b/klagomål/A 48359-2025 FSC-klagomål.docx
@@ -710,7 +710,7 @@
     <w:r>
       <w:tab/>
       <w:tab/>
-      <w:t>2026-09-05</w:t>
+      <w:t>2026-09-06</w:t>
       <w:br/>
       <w:br/>
     </w:r>

--- a/klagomål/A 48359-2025 FSC-klagomål.docx
+++ b/klagomål/A 48359-2025 FSC-klagomål.docx
@@ -710,7 +710,7 @@
     <w:r>
       <w:tab/>
       <w:tab/>
-      <w:t>2026-09-06</w:t>
+      <w:t>2026-09-07</w:t>
       <w:br/>
       <w:br/>
     </w:r>

--- a/klagomål/A 48359-2025 FSC-klagomål.docx
+++ b/klagomål/A 48359-2025 FSC-klagomål.docx
@@ -710,7 +710,7 @@
     <w:r>
       <w:tab/>
       <w:tab/>
-      <w:t>2026-09-07</w:t>
+      <w:t>2026-09-08</w:t>
       <w:br/>
       <w:br/>
     </w:r>

--- a/klagomål/A 48359-2025 FSC-klagomål.docx
+++ b/klagomål/A 48359-2025 FSC-klagomål.docx
@@ -710,7 +710,7 @@
     <w:r>
       <w:tab/>
       <w:tab/>
-      <w:t>2026-09-08</w:t>
+      <w:t>2026-09-09</w:t>
       <w:br/>
       <w:br/>
     </w:r>

--- a/klagomål/A 48359-2025 FSC-klagomål.docx
+++ b/klagomål/A 48359-2025 FSC-klagomål.docx
@@ -710,7 +710,7 @@
     <w:r>
       <w:tab/>
       <w:tab/>
-      <w:t>2026-09-09</w:t>
+      <w:t>2026-09-10</w:t>
       <w:br/>
       <w:br/>
     </w:r>

--- a/klagomål/A 48359-2025 FSC-klagomål.docx
+++ b/klagomål/A 48359-2025 FSC-klagomål.docx
@@ -710,7 +710,7 @@
     <w:r>
       <w:tab/>
       <w:tab/>
-      <w:t>2026-09-10</w:t>
+      <w:t>2026-09-11</w:t>
       <w:br/>
       <w:br/>
     </w:r>

--- a/klagomål/A 48359-2025 FSC-klagomål.docx
+++ b/klagomål/A 48359-2025 FSC-klagomål.docx
@@ -710,7 +710,7 @@
     <w:r>
       <w:tab/>
       <w:tab/>
-      <w:t>2026-09-11</w:t>
+      <w:t>2026-09-12</w:t>
       <w:br/>
       <w:br/>
     </w:r>

--- a/klagomål/A 48359-2025 FSC-klagomål.docx
+++ b/klagomål/A 48359-2025 FSC-klagomål.docx
@@ -710,7 +710,7 @@
     <w:r>
       <w:tab/>
       <w:tab/>
-      <w:t>2026-09-12</w:t>
+      <w:t>2026-09-13</w:t>
       <w:br/>
       <w:br/>
     </w:r>
